--- a/vorlagen/qms-hilfsmittel.docx
+++ b/vorlagen/qms-hilfsmittel.docx
@@ -1,6 +1,6 @@
 
 <file path=word/document.xml><?xml version="1.0" encoding="utf-8"?>
-<w:document xmlns:a="http://schemas.openxmlformats.org/drawingml/2006/main" xmlns:a14="http://schemas.microsoft.com/office/drawing/2010/main" xmlns:mc="http://schemas.openxmlformats.org/markup-compatibility/2006" xmlns:pic="http://schemas.openxmlformats.org/drawingml/2006/picture" xmlns:r="http://schemas.openxmlformats.org/officeDocument/2006/relationships" xmlns:w="http://schemas.openxmlformats.org/wordprocessingml/2006/main" xmlns:w14="http://schemas.microsoft.com/office/word/2010/wordml" xmlns:wp="http://schemas.openxmlformats.org/drawingml/2006/wordprocessingDrawing" xmlns:wp14="http://schemas.microsoft.com/office/word/2010/wordprocessingDrawing" mc:Ignorable="w14 w15 w16se w16cid w16 w16cex w16sdtdh w16sdtfl w16du wp14">
+<w:document xmlns:a="http://schemas.openxmlformats.org/drawingml/2006/main" xmlns:a14="http://schemas.microsoft.com/office/drawing/2010/main" xmlns:mc="http://schemas.openxmlformats.org/markup-compatibility/2006" xmlns:pic="http://schemas.openxmlformats.org/drawingml/2006/picture" xmlns:r="http://schemas.openxmlformats.org/officeDocument/2006/relationships" xmlns:w="http://schemas.openxmlformats.org/wordprocessingml/2006/main" xmlns:w14="http://schemas.microsoft.com/office/word/2010/wordml" xmlns:wp="http://schemas.openxmlformats.org/drawingml/2006/wordprocessingDrawing" xmlns:wp14="http://schemas.microsoft.com/office/word/2010/wordprocessingDrawing" xmlns:wpc="http://schemas.microsoft.com/office/word/2010/wordprocessingCanvas" xmlns:cx="http://schemas.microsoft.com/office/drawing/2014/chartex" xmlns:cx1="http://schemas.microsoft.com/office/drawing/2015/9/8/chartex" xmlns:cx2="http://schemas.microsoft.com/office/drawing/2015/10/21/chartex" xmlns:cx3="http://schemas.microsoft.com/office/drawing/2016/5/9/chartex" xmlns:cx4="http://schemas.microsoft.com/office/drawing/2016/5/10/chartex" xmlns:cx5="http://schemas.microsoft.com/office/drawing/2016/5/11/chartex" xmlns:cx6="http://schemas.microsoft.com/office/drawing/2016/5/12/chartex" xmlns:cx7="http://schemas.microsoft.com/office/drawing/2016/5/13/chartex" xmlns:cx8="http://schemas.microsoft.com/office/drawing/2016/5/14/chartex" xmlns:aink="http://schemas.microsoft.com/office/drawing/2016/ink" xmlns:am3d="http://schemas.microsoft.com/office/drawing/2017/model3d" xmlns:o="urn:schemas-microsoft-com:office:office" xmlns:oel="http://schemas.microsoft.com/office/2019/extlst" xmlns:m="http://schemas.openxmlformats.org/officeDocument/2006/math" xmlns:v="urn:schemas-microsoft-com:vml" xmlns:w10="urn:schemas-microsoft-com:office:word" xmlns:w15="http://schemas.microsoft.com/office/word/2012/wordml" xmlns:w16cei="http://schemas.microsoft.com/office/word/2026/wordml/cei" xmlns:w16cex="http://schemas.microsoft.com/office/word/2018/wordml/cex" xmlns:w16cid="http://schemas.microsoft.com/office/word/2016/wordml/cid" xmlns:w16="http://schemas.microsoft.com/office/word/2018/wordml" xmlns:w16du="http://schemas.microsoft.com/office/word/2023/wordml/word16du" xmlns:w16sdtdh="http://schemas.microsoft.com/office/word/2020/wordml/sdtdatahash" xmlns:w16sdtfl="http://schemas.microsoft.com/office/word/2024/wordml/sdtformatlock" xmlns:w16se="http://schemas.microsoft.com/office/word/2015/wordml/symex" xmlns:wpg="http://schemas.microsoft.com/office/word/2010/wordprocessingGroup" xmlns:wpi="http://schemas.microsoft.com/office/word/2010/wordprocessingInk" xmlns:wne="http://schemas.microsoft.com/office/word/2006/wordml" xmlns:wps="http://schemas.microsoft.com/office/word/2010/wordprocessingShape" mc:Ignorable="w14 w15 w16se w16cid w16 w16cex w16sdtdh w16sdtfl w16du wp14">
   <w:body>
     <w:tbl>
       <w:tblPr>
@@ -748,7 +748,7 @@
 </file>
 
 <file path=word/footer1.xml><?xml version="1.0" encoding="utf-8"?>
-<w:ftr xmlns:mc="http://schemas.openxmlformats.org/markup-compatibility/2006" xmlns:w="http://schemas.openxmlformats.org/wordprocessingml/2006/main" xmlns:w14="http://schemas.microsoft.com/office/word/2010/wordml" mc:Ignorable="w14 w15 w16se w16cid w16 w16cex w16sdtdh w16sdtfl w16du wp14">
+<w:ftr xmlns:mc="http://schemas.openxmlformats.org/markup-compatibility/2006" xmlns:w="http://schemas.openxmlformats.org/wordprocessingml/2006/main" xmlns:w14="http://schemas.microsoft.com/office/word/2010/wordml" xmlns:wpc="http://schemas.microsoft.com/office/word/2010/wordprocessingCanvas" xmlns:cx="http://schemas.microsoft.com/office/drawing/2014/chartex" xmlns:cx1="http://schemas.microsoft.com/office/drawing/2015/9/8/chartex" xmlns:cx2="http://schemas.microsoft.com/office/drawing/2015/10/21/chartex" xmlns:cx3="http://schemas.microsoft.com/office/drawing/2016/5/9/chartex" xmlns:cx4="http://schemas.microsoft.com/office/drawing/2016/5/10/chartex" xmlns:cx5="http://schemas.microsoft.com/office/drawing/2016/5/11/chartex" xmlns:cx6="http://schemas.microsoft.com/office/drawing/2016/5/12/chartex" xmlns:cx7="http://schemas.microsoft.com/office/drawing/2016/5/13/chartex" xmlns:cx8="http://schemas.microsoft.com/office/drawing/2016/5/14/chartex" xmlns:aink="http://schemas.microsoft.com/office/drawing/2016/ink" xmlns:am3d="http://schemas.microsoft.com/office/drawing/2017/model3d" xmlns:o="urn:schemas-microsoft-com:office:office" xmlns:oel="http://schemas.microsoft.com/office/2019/extlst" xmlns:r="http://schemas.openxmlformats.org/officeDocument/2006/relationships" xmlns:m="http://schemas.openxmlformats.org/officeDocument/2006/math" xmlns:v="urn:schemas-microsoft-com:vml" xmlns:wp14="http://schemas.microsoft.com/office/word/2010/wordprocessingDrawing" xmlns:wp="http://schemas.openxmlformats.org/drawingml/2006/wordprocessingDrawing" xmlns:w10="urn:schemas-microsoft-com:office:word" xmlns:w15="http://schemas.microsoft.com/office/word/2012/wordml" xmlns:w16cei="http://schemas.microsoft.com/office/word/2026/wordml/cei" xmlns:w16cex="http://schemas.microsoft.com/office/word/2018/wordml/cex" xmlns:w16cid="http://schemas.microsoft.com/office/word/2016/wordml/cid" xmlns:w16="http://schemas.microsoft.com/office/word/2018/wordml" xmlns:w16du="http://schemas.microsoft.com/office/word/2023/wordml/word16du" xmlns:w16sdtdh="http://schemas.microsoft.com/office/word/2020/wordml/sdtdatahash" xmlns:w16sdtfl="http://schemas.microsoft.com/office/word/2024/wordml/sdtformatlock" xmlns:w16se="http://schemas.microsoft.com/office/word/2015/wordml/symex" xmlns:wpg="http://schemas.microsoft.com/office/word/2010/wordprocessingGroup" xmlns:wpi="http://schemas.microsoft.com/office/word/2010/wordprocessingInk" xmlns:wne="http://schemas.microsoft.com/office/word/2006/wordml" xmlns:wps="http://schemas.microsoft.com/office/word/2010/wordprocessingShape" mc:Ignorable="w14 w15 w16se w16cid w16 w16cex w16sdtdh w16sdtfl w16du wp14">
   <w:p>
     <w:pPr>
       <w:pStyle w:val="Fuzeile"/>

--- a/vorlagen/qms-hilfsmittel.docx
+++ b/vorlagen/qms-hilfsmittel.docx
@@ -2,285 +2,27 @@
 <file path=word/document.xml><?xml version="1.0" encoding="utf-8"?>
 <w:document xmlns:a="http://schemas.openxmlformats.org/drawingml/2006/main" xmlns:a14="http://schemas.microsoft.com/office/drawing/2010/main" xmlns:mc="http://schemas.openxmlformats.org/markup-compatibility/2006" xmlns:pic="http://schemas.openxmlformats.org/drawingml/2006/picture" xmlns:r="http://schemas.openxmlformats.org/officeDocument/2006/relationships" xmlns:w="http://schemas.openxmlformats.org/wordprocessingml/2006/main" xmlns:w14="http://schemas.microsoft.com/office/word/2010/wordml" xmlns:wp="http://schemas.openxmlformats.org/drawingml/2006/wordprocessingDrawing" xmlns:wp14="http://schemas.microsoft.com/office/word/2010/wordprocessingDrawing" xmlns:wpc="http://schemas.microsoft.com/office/word/2010/wordprocessingCanvas" xmlns:cx="http://schemas.microsoft.com/office/drawing/2014/chartex" xmlns:cx1="http://schemas.microsoft.com/office/drawing/2015/9/8/chartex" xmlns:cx2="http://schemas.microsoft.com/office/drawing/2015/10/21/chartex" xmlns:cx3="http://schemas.microsoft.com/office/drawing/2016/5/9/chartex" xmlns:cx4="http://schemas.microsoft.com/office/drawing/2016/5/10/chartex" xmlns:cx5="http://schemas.microsoft.com/office/drawing/2016/5/11/chartex" xmlns:cx6="http://schemas.microsoft.com/office/drawing/2016/5/12/chartex" xmlns:cx7="http://schemas.microsoft.com/office/drawing/2016/5/13/chartex" xmlns:cx8="http://schemas.microsoft.com/office/drawing/2016/5/14/chartex" xmlns:aink="http://schemas.microsoft.com/office/drawing/2016/ink" xmlns:am3d="http://schemas.microsoft.com/office/drawing/2017/model3d" xmlns:o="urn:schemas-microsoft-com:office:office" xmlns:oel="http://schemas.microsoft.com/office/2019/extlst" xmlns:m="http://schemas.openxmlformats.org/officeDocument/2006/math" xmlns:v="urn:schemas-microsoft-com:vml" xmlns:w10="urn:schemas-microsoft-com:office:word" xmlns:w15="http://schemas.microsoft.com/office/word/2012/wordml" xmlns:w16cei="http://schemas.microsoft.com/office/word/2026/wordml/cei" xmlns:w16cex="http://schemas.microsoft.com/office/word/2018/wordml/cex" xmlns:w16cid="http://schemas.microsoft.com/office/word/2016/wordml/cid" xmlns:w16="http://schemas.microsoft.com/office/word/2018/wordml" xmlns:w16du="http://schemas.microsoft.com/office/word/2023/wordml/word16du" xmlns:w16sdtdh="http://schemas.microsoft.com/office/word/2020/wordml/sdtdatahash" xmlns:w16sdtfl="http://schemas.microsoft.com/office/word/2024/wordml/sdtformatlock" xmlns:w16se="http://schemas.microsoft.com/office/word/2015/wordml/symex" xmlns:wpg="http://schemas.microsoft.com/office/word/2010/wordprocessingGroup" xmlns:wpi="http://schemas.microsoft.com/office/word/2010/wordprocessingInk" xmlns:wne="http://schemas.microsoft.com/office/word/2006/wordml" xmlns:wps="http://schemas.microsoft.com/office/word/2010/wordprocessingShape" mc:Ignorable="w14 w15 w16se w16cid w16 w16cex w16sdtdh w16sdtfl w16du wp14">
   <w:body>
-    <w:tbl>
-      <w:tblPr>
-        <w:tblW w:w="0" w:type="auto"/>
-        <w:tblBorders>
-          <w:top w:val="single" w:sz="4" w:space="0" w:color="auto"/>
-          <w:left w:val="single" w:sz="4" w:space="0" w:color="auto"/>
-          <w:bottom w:val="single" w:sz="4" w:space="0" w:color="auto"/>
-          <w:right w:val="single" w:sz="4" w:space="0" w:color="auto"/>
-          <w:insideH w:val="single" w:sz="4" w:space="0" w:color="auto"/>
-          <w:insideV w:val="single" w:sz="4" w:space="0" w:color="auto"/>
-        </w:tblBorders>
-        <w:tblLook w:val="04A0" w:firstRow="1" w:lastRow="0" w:firstColumn="1" w:lastColumn="0" w:noHBand="0" w:noVBand="1"/>
-      </w:tblPr>
-      <w:tblGrid>
-        <w:gridCol w:w="2999"/>
-        <w:gridCol w:w="2997"/>
-        <w:gridCol w:w="3065"/>
-      </w:tblGrid>
-      <w:tr>
-        <w:trPr>
-          <w:trHeight w:val="1410"/>
-        </w:trPr>
-        <w:tc>
-          <w:tcPr>
-            <w:tcW w:w="3070" w:type="dxa"/>
-            <w:tcBorders>
-              <w:top w:val="single" w:sz="4" w:space="0" w:color="auto"/>
-              <w:left w:val="single" w:sz="4" w:space="0" w:color="auto"/>
-              <w:bottom w:val="single" w:sz="4" w:space="0" w:color="auto"/>
-              <w:right w:val="single" w:sz="4" w:space="0" w:color="auto"/>
-            </w:tcBorders>
-          </w:tcPr>
-          <w:p>
-            <w:pPr>
-              <w:ind w:left="-142"/>
-              <w:jc w:val="center"/>
-              <w:rPr>
-                <w:rFonts w:asciiTheme="minorHAnsi" w:hAnsiTheme="minorHAnsi" w:cs="Arial"/>
-                <w:b/>
-                <w:sz w:val="24"/>
-                <w:szCs w:val="24"/>
-              </w:rPr>
-            </w:pPr>
-            <w:r>
-              <w:rPr>
-                <w:rFonts w:asciiTheme="minorHAnsi" w:hAnsiTheme="minorHAnsi" w:cs="Arial"/>
-                <w:b/>
-                <w:sz w:val="24"/>
-                <w:szCs w:val="24"/>
-              </w:rPr>
-              <w:br/>
-              <w:t>{{BEREICH}}</w:t>
-            </w:r>
-          </w:p>
-          <w:p>
-            <w:pPr>
-              <w:ind w:left="-142"/>
-              <w:jc w:val="center"/>
-              <w:rPr>
-                <w:rFonts w:asciiTheme="minorHAnsi" w:hAnsiTheme="minorHAnsi" w:cs="Arial"/>
-                <w:b/>
-                <w:sz w:val="24"/>
-                <w:szCs w:val="24"/>
-              </w:rPr>
-            </w:pPr>
-          </w:p>
-          <w:p>
-            <w:pPr>
-              <w:ind w:left="-142"/>
-              <w:jc w:val="center"/>
-              <w:rPr>
-                <w:rFonts w:asciiTheme="minorHAnsi" w:hAnsiTheme="minorHAnsi" w:cs="Arial"/>
-                <w:b/>
-                <w:sz w:val="24"/>
-                <w:szCs w:val="24"/>
-              </w:rPr>
-            </w:pPr>
-            <w:r>
-              <w:rPr>
-                <w:rFonts w:asciiTheme="minorHAnsi" w:hAnsiTheme="minorHAnsi" w:cs="Arial"/>
-                <w:b/>
-                <w:sz w:val="24"/>
-                <w:szCs w:val="24"/>
-              </w:rPr>
-              <w:t>{{NUMMER}}</w:t>
-            </w:r>
-          </w:p>
-        </w:tc>
-        <w:tc>
-          <w:tcPr>
-            <w:tcW w:w="3071" w:type="dxa"/>
-            <w:tcBorders>
-              <w:top w:val="single" w:sz="4" w:space="0" w:color="auto"/>
-              <w:left w:val="single" w:sz="4" w:space="0" w:color="auto"/>
-              <w:bottom w:val="single" w:sz="4" w:space="0" w:color="auto"/>
-              <w:right w:val="single" w:sz="4" w:space="0" w:color="auto"/>
-            </w:tcBorders>
-          </w:tcPr>
-          <w:p>
-            <w:pPr>
-              <w:ind w:left="-142"/>
-              <w:jc w:val="center"/>
-              <w:rPr>
-                <w:rFonts w:asciiTheme="minorHAnsi" w:hAnsiTheme="minorHAnsi" w:cs="Arial"/>
-                <w:b/>
-                <w:sz w:val="24"/>
-                <w:szCs w:val="24"/>
-              </w:rPr>
-            </w:pPr>
-          </w:p>
-          <w:p>
-            <w:pPr>
-              <w:ind w:left="-142"/>
-              <w:jc w:val="center"/>
-              <w:rPr>
-                <w:rFonts w:asciiTheme="minorHAnsi" w:hAnsiTheme="minorHAnsi" w:cs="Arial"/>
-                <w:b/>
-                <w:sz w:val="24"/>
-                <w:szCs w:val="24"/>
-              </w:rPr>
-            </w:pPr>
-            <w:r>
-              <w:rPr>
-                <w:rFonts w:asciiTheme="minorHAnsi" w:hAnsiTheme="minorHAnsi" w:cs="Arial"/>
-                <w:b/>
-                <w:sz w:val="24"/>
-                <w:szCs w:val="24"/>
-              </w:rPr>
-              <w:t>{{DOKUMENTART}}</w:t>
-            </w:r>
-          </w:p>
-          <w:p>
-            <w:pPr>
-              <w:ind w:left="-142"/>
-              <w:jc w:val="center"/>
-              <w:rPr>
-                <w:rFonts w:asciiTheme="minorHAnsi" w:hAnsiTheme="minorHAnsi" w:cs="Arial"/>
-                <w:b/>
-                <w:sz w:val="24"/>
-                <w:szCs w:val="24"/>
-              </w:rPr>
-            </w:pPr>
-            <w:r>
-              <w:rPr>
-                <w:rFonts w:asciiTheme="minorHAnsi" w:hAnsiTheme="minorHAnsi" w:cs="Arial"/>
-                <w:b/>
-                <w:sz w:val="24"/>
-                <w:szCs w:val="24"/>
-              </w:rPr>
-              <w:br/>
-            </w:r>
-            <w:r>
-              <w:rPr>
-                <w:rFonts w:asciiTheme="minorHAnsi" w:hAnsiTheme="minorHAnsi" w:cs="Arial"/>
-                <w:b/>
-                <w:sz w:val="24"/>
-                <w:szCs w:val="24"/>
-              </w:rPr>
-              <w:t>{{TITEL}}</w:t>
-            </w:r>
-            <w:r>
-              <w:rPr>
-                <w:rFonts w:asciiTheme="minorHAnsi" w:hAnsiTheme="minorHAnsi" w:cs="Arial"/>
-                <w:b/>
-                <w:sz w:val="24"/>
-                <w:szCs w:val="24"/>
-              </w:rPr>
-              <w:t xml:space="preserve"> </w:t>
-            </w:r>
-            <w:r>
-              <w:rPr>
-                <w:rFonts w:asciiTheme="minorHAnsi" w:hAnsiTheme="minorHAnsi" w:cs="Arial"/>
-                <w:b/>
-                <w:sz w:val="24"/>
-                <w:szCs w:val="24"/>
-              </w:rPr>
-              <w:t/>
-            </w:r>
-          </w:p>
-        </w:tc>
-        <w:tc>
-          <w:tcPr>
-            <w:tcW w:w="3071" w:type="dxa"/>
-            <w:tcBorders>
-              <w:top w:val="single" w:sz="4" w:space="0" w:color="auto"/>
-              <w:left w:val="single" w:sz="4" w:space="0" w:color="auto"/>
-              <w:bottom w:val="single" w:sz="4" w:space="0" w:color="auto"/>
-              <w:right w:val="single" w:sz="4" w:space="0" w:color="auto"/>
-            </w:tcBorders>
-            <w:hideMark/>
-          </w:tcPr>
-          <w:p>
-            <w:pPr>
-              <w:ind w:left="360"/>
-              <w:rPr>
-                <w:rFonts w:asciiTheme="minorHAnsi" w:hAnsiTheme="minorHAnsi" w:cs="Arial"/>
-                <w:sz w:val="24"/>
-                <w:szCs w:val="24"/>
-              </w:rPr>
-            </w:pPr>
-            <w:r>
-              <w:rPr>
-                <w:rFonts w:asciiTheme="minorHAnsi" w:hAnsiTheme="minorHAnsi"/>
-                <w:noProof/>
-                <w:sz w:val="24"/>
-                <w:szCs w:val="24"/>
-              </w:rPr>
-              <w:drawing>
-                <wp:anchor distT="0" distB="0" distL="114300" distR="114300" simplePos="0" relativeHeight="251657728" behindDoc="1" locked="0" layoutInCell="1" allowOverlap="1" wp14:anchorId="68CAD62D" wp14:editId="2176EB8A">
-                  <wp:simplePos x="0" y="0"/>
-                  <wp:positionH relativeFrom="column">
-                    <wp:posOffset>-10795</wp:posOffset>
-                  </wp:positionH>
-                  <wp:positionV relativeFrom="paragraph">
-                    <wp:posOffset>190500</wp:posOffset>
-                  </wp:positionV>
-                  <wp:extent cx="1718310" cy="674370"/>
-                  <wp:effectExtent l="0" t="0" r="0" b="0"/>
-                  <wp:wrapTight wrapText="bothSides">
-                    <wp:wrapPolygon edited="0">
-                      <wp:start x="0" y="0"/>
-                      <wp:lineTo x="0" y="20746"/>
-                      <wp:lineTo x="21313" y="20746"/>
-                      <wp:lineTo x="21313" y="0"/>
-                      <wp:lineTo x="0" y="0"/>
-                    </wp:wrapPolygon>
-                  </wp:wrapTight>
-                  <wp:docPr id="4" name="Bild 1"/>
-                  <wp:cNvGraphicFramePr>
-                    <a:graphicFrameLocks noChangeAspect="1"/>
-                  </wp:cNvGraphicFramePr>
-                  <a:graphic>
-                    <a:graphicData uri="http://schemas.openxmlformats.org/drawingml/2006/picture">
-                      <pic:pic>
-                        <pic:nvPicPr>
-                          <pic:cNvPr id="0" name="Bild 1"/>
-                          <pic:cNvPicPr>
-                            <a:picLocks noChangeAspect="1" noChangeArrowheads="1"/>
-                          </pic:cNvPicPr>
-                        </pic:nvPicPr>
-                        <pic:blipFill>
-                          <a:blip r:embed="rId7" cstate="print">
-                            <a:extLst>
-                              <a:ext uri="{28A0092B-C50C-407E-A947-70E740481C1C}">
-                                <a14:useLocalDpi val="0"/>
-                              </a:ext>
-                            </a:extLst>
-                          </a:blip>
-                          <a:srcRect l="17326" t="35063" r="32877" b="30582"/>
-                          <a:stretch>
-                            <a:fillRect/>
-                          </a:stretch>
-                        </pic:blipFill>
-                        <pic:spPr bwMode="auto">
-                          <a:xfrm>
-                            <a:off x="0" y="0"/>
-                            <a:ext cx="1718310" cy="674370"/>
-                          </a:xfrm>
-                          <a:prstGeom prst="rect">
-                            <a:avLst/>
-                          </a:prstGeom>
-                          <a:noFill/>
-                        </pic:spPr>
-                      </pic:pic>
-                    </a:graphicData>
-                  </a:graphic>
-                  <wp14:sizeRelH relativeFrom="page">
-                    <wp14:pctWidth>0</wp14:pctWidth>
-                  </wp14:sizeRelH>
-                  <wp14:sizeRelV relativeFrom="page">
-                    <wp14:pctHeight>0</wp14:pctHeight>
-                  </wp14:sizeRelV>
-                </wp:anchor>
-              </w:drawing>
-            </w:r>
-          </w:p>
-        </w:tc>
-      </w:tr>
-    </w:tbl>
+    <w:p>
+      <w:pPr>
+        <w:spacing w:before="0" w:after="240"/>
+        <w:jc w:val="center"/>
+        <w:rPr>
+          <w:rFonts w:ascii="Arial" w:hAnsi="Arial" w:cs="Arial"/>
+          <w:b/>
+          <w:sz w:val="32"/>
+          <w:szCs w:val="32"/>
+        </w:rPr>
+      </w:pPr>
+      <w:r>
+        <w:rPr>
+          <w:rFonts w:ascii="Arial" w:hAnsi="Arial" w:cs="Arial"/>
+          <w:b/>
+          <w:sz w:val="32"/>
+          <w:szCs w:val="32"/>
+        </w:rPr>
+        <w:t>{{TITEL}}</w:t>
+      </w:r>
+    </w:p>
     <w:p>
       <w:pPr>
         <w:rPr>
@@ -719,9 +461,10 @@
       </w:pPr>
     </w:p>
     <w:sectPr>
+      <w:headerReference w:type="default" r:id="rIdHdrModern"/>
       <w:footerReference w:type="default" r:id="rId8"/>
       <w:pgSz w:w="11907" w:h="16840"/>
-      <w:pgMar w:top="851" w:right="1418" w:bottom="851" w:left="1418" w:header="720" w:footer="720" w:gutter="0"/>
+      <w:pgMar w:top="1701" w:right="1134" w:bottom="1304" w:left="1134" w:header="680" w:footer="510" w:gutter="0"/>
       <w:cols w:space="720"/>
     </w:sectPr>
   </w:body>
@@ -748,76 +491,460 @@
 </file>
 
 <file path=word/footer1.xml><?xml version="1.0" encoding="utf-8"?>
-<w:ftr xmlns:mc="http://schemas.openxmlformats.org/markup-compatibility/2006" xmlns:w="http://schemas.openxmlformats.org/wordprocessingml/2006/main" xmlns:w14="http://schemas.microsoft.com/office/word/2010/wordml" xmlns:wpc="http://schemas.microsoft.com/office/word/2010/wordprocessingCanvas" xmlns:cx="http://schemas.microsoft.com/office/drawing/2014/chartex" xmlns:cx1="http://schemas.microsoft.com/office/drawing/2015/9/8/chartex" xmlns:cx2="http://schemas.microsoft.com/office/drawing/2015/10/21/chartex" xmlns:cx3="http://schemas.microsoft.com/office/drawing/2016/5/9/chartex" xmlns:cx4="http://schemas.microsoft.com/office/drawing/2016/5/10/chartex" xmlns:cx5="http://schemas.microsoft.com/office/drawing/2016/5/11/chartex" xmlns:cx6="http://schemas.microsoft.com/office/drawing/2016/5/12/chartex" xmlns:cx7="http://schemas.microsoft.com/office/drawing/2016/5/13/chartex" xmlns:cx8="http://schemas.microsoft.com/office/drawing/2016/5/14/chartex" xmlns:aink="http://schemas.microsoft.com/office/drawing/2016/ink" xmlns:am3d="http://schemas.microsoft.com/office/drawing/2017/model3d" xmlns:o="urn:schemas-microsoft-com:office:office" xmlns:oel="http://schemas.microsoft.com/office/2019/extlst" xmlns:r="http://schemas.openxmlformats.org/officeDocument/2006/relationships" xmlns:m="http://schemas.openxmlformats.org/officeDocument/2006/math" xmlns:v="urn:schemas-microsoft-com:vml" xmlns:wp14="http://schemas.microsoft.com/office/word/2010/wordprocessingDrawing" xmlns:wp="http://schemas.openxmlformats.org/drawingml/2006/wordprocessingDrawing" xmlns:w10="urn:schemas-microsoft-com:office:word" xmlns:w15="http://schemas.microsoft.com/office/word/2012/wordml" xmlns:w16cei="http://schemas.microsoft.com/office/word/2026/wordml/cei" xmlns:w16cex="http://schemas.microsoft.com/office/word/2018/wordml/cex" xmlns:w16cid="http://schemas.microsoft.com/office/word/2016/wordml/cid" xmlns:w16="http://schemas.microsoft.com/office/word/2018/wordml" xmlns:w16du="http://schemas.microsoft.com/office/word/2023/wordml/word16du" xmlns:w16sdtdh="http://schemas.microsoft.com/office/word/2020/wordml/sdtdatahash" xmlns:w16sdtfl="http://schemas.microsoft.com/office/word/2024/wordml/sdtformatlock" xmlns:w16se="http://schemas.microsoft.com/office/word/2015/wordml/symex" xmlns:wpg="http://schemas.microsoft.com/office/word/2010/wordprocessingGroup" xmlns:wpi="http://schemas.microsoft.com/office/word/2010/wordprocessingInk" xmlns:wne="http://schemas.microsoft.com/office/word/2006/wordml" xmlns:wps="http://schemas.microsoft.com/office/word/2010/wordprocessingShape" mc:Ignorable="w14 w15 w16se w16cid w16 w16cex w16sdtdh w16sdtfl w16du wp14">
+<w:ftr xmlns:w="http://schemas.openxmlformats.org/wordprocessingml/2006/main" xmlns:r="http://schemas.openxmlformats.org/officeDocument/2006/relationships" xmlns:wp="http://schemas.openxmlformats.org/drawingml/2006/wordprocessingDrawing" xmlns:wp14="http://schemas.microsoft.com/office/word/2010/wordprocessingDrawing" xmlns:a="http://schemas.openxmlformats.org/drawingml/2006/main" xmlns:a14="http://schemas.microsoft.com/office/drawing/2010/main" xmlns:pic="http://schemas.openxmlformats.org/drawingml/2006/picture" xmlns:w14="http://schemas.microsoft.com/office/word/2010/wordml" xmlns:w15="http://schemas.microsoft.com/office/word/2012/wordml" xmlns:w16cid="http://schemas.microsoft.com/office/word/2016/wordml/cid" xmlns:w16se="http://schemas.microsoft.com/office/word/2015/wordml/symex" xmlns:w16="http://schemas.microsoft.com/office/word/2018/wordml" xmlns:mc="http://schemas.openxmlformats.org/markup-compatibility/2006" xmlns:m="http://schemas.openxmlformats.org/officeDocument/2006/math" xmlns:v="urn:schemas-microsoft-com:vml" xmlns:o="urn:schemas-microsoft-com:office:office" xmlns:wps="http://schemas.microsoft.com/office/word/2010/wordprocessingShape" xmlns:wne="http://schemas.microsoft.com/office/word/2006/wordml" mc:Ignorable="w14 w15 w16se w16cid w16 wp14">
+  <w:tbl>
+    <w:tblPr>
+      <w:tblW w:w="9652" w:type="dxa"/>
+      <w:tblBorders>
+        <w:top w:val="single" w:sz="4" w:space="0" w:color="999999"/>
+        <w:left w:val="none" w:sz="0" w:space="0" w:color="auto"/>
+        <w:bottom w:val="none" w:sz="0" w:space="0" w:color="auto"/>
+        <w:right w:val="none" w:sz="0" w:space="0" w:color="auto"/>
+        <w:insideH w:val="none" w:sz="0" w:space="0" w:color="auto"/>
+        <w:insideV w:val="none" w:sz="0" w:space="0" w:color="auto"/>
+      </w:tblBorders>
+      <w:tblLayout w:type="fixed"/>
+      <w:tblCellMar>
+        <w:top w:w="0" w:type="dxa"/>
+        <w:left w:w="0" w:type="dxa"/>
+        <w:bottom w:w="0" w:type="dxa"/>
+        <w:right w:w="0" w:type="dxa"/>
+      </w:tblCellMar>
+      <w:tblLook w:val="0000" w:firstRow="0" w:lastRow="0" w:firstColumn="0" w:lastColumn="0" w:noHBand="0" w:noVBand="0"/>
+    </w:tblPr>
+    <w:tblGrid>
+      <w:gridCol w:w="4826"/>
+      <w:gridCol w:w="4826"/>
+    </w:tblGrid>
+    <w:tr>
+      <w:trPr>
+        <w:cantSplit/>
+        <w:trHeight w:val="454"/>
+      </w:trPr>
+      <w:tc>
+        <w:tcPr>
+          <w:tcW w:w="4826" w:type="dxa"/>
+          <w:vAlign w:val="center"/>
+        </w:tcPr>
+        <w:p>
+          <w:pPr>
+            <w:spacing w:before="0" w:after="0"/>
+            <w:rPr>
+              <w:rFonts w:ascii="Arial" w:hAnsi="Arial" w:cs="Arial"/>
+              <w:color w:val="808080"/>
+              <w:sz w:val="16"/>
+              <w:szCs w:val="16"/>
+            </w:rPr>
+          </w:pPr>
+          <w:r>
+            <w:rPr>
+              <w:rFonts w:ascii="Arial" w:hAnsi="Arial" w:cs="Arial"/>
+              <w:b/>
+              <w:color w:val="808080"/>
+              <w:sz w:val="16"/>
+              <w:szCs w:val="16"/>
+            </w:rPr>
+            <w:t xml:space="preserve">Betagtenzentrum Linde</w:t>
+          </w:r>
+          <w:r>
+            <w:rPr>
+              <w:rFonts w:ascii="Arial" w:hAnsi="Arial" w:cs="Arial"/>
+              <w:color w:val="808080"/>
+              <w:sz w:val="16"/>
+              <w:szCs w:val="16"/>
+            </w:rPr>
+            <w:t xml:space="preserve"> </w:t>
+          </w:r>
+          <w:r>
+            <w:rPr>
+              <w:rFonts w:ascii="Arial" w:hAnsi="Arial" w:cs="Arial"/>
+              <w:color w:val="808080"/>
+              <w:sz w:val="16"/>
+              <w:szCs w:val="16"/>
+            </w:rPr>
+            <w:sym w:font="Wingdings" w:char="F09F"/>
+          </w:r>
+          <w:r>
+            <w:rPr>
+              <w:rFonts w:ascii="Arial" w:hAnsi="Arial" w:cs="Arial"/>
+              <w:color w:val="808080"/>
+              <w:sz w:val="16"/>
+              <w:szCs w:val="16"/>
+            </w:rPr>
+            <w:t xml:space="preserve"> Dorfstrasse 6e </w:t>
+          </w:r>
+          <w:r>
+            <w:rPr>
+              <w:rFonts w:ascii="Arial" w:hAnsi="Arial" w:cs="Arial"/>
+              <w:color w:val="808080"/>
+              <w:sz w:val="16"/>
+              <w:szCs w:val="16"/>
+            </w:rPr>
+            <w:sym w:font="Wingdings" w:char="F09F"/>
+          </w:r>
+          <w:r>
+            <w:rPr>
+              <w:rFonts w:ascii="Arial" w:hAnsi="Arial" w:cs="Arial"/>
+              <w:color w:val="808080"/>
+              <w:sz w:val="16"/>
+              <w:szCs w:val="16"/>
+            </w:rPr>
+            <w:t xml:space="preserve"> 6022 Grosswangen</w:t>
+          </w:r>
+        </w:p>
+        <w:p>
+          <w:pPr>
+            <w:spacing w:before="0" w:after="0"/>
+            <w:rPr>
+              <w:rFonts w:ascii="Arial" w:hAnsi="Arial" w:cs="Arial"/>
+              <w:color w:val="808080"/>
+              <w:sz w:val="16"/>
+              <w:szCs w:val="16"/>
+            </w:rPr>
+          </w:pPr>
+          <w:r>
+            <w:rPr>
+              <w:rFonts w:ascii="Arial" w:hAnsi="Arial" w:cs="Arial"/>
+              <w:color w:val="808080"/>
+              <w:sz w:val="16"/>
+              <w:szCs w:val="16"/>
+            </w:rPr>
+            <w:t xml:space="preserve">Tel. 041 984 29 29</w:t>
+          </w:r>
+          <w:r>
+            <w:rPr>
+              <w:rFonts w:ascii="Arial" w:hAnsi="Arial" w:cs="Arial"/>
+              <w:color w:val="808080"/>
+              <w:sz w:val="16"/>
+              <w:szCs w:val="16"/>
+            </w:rPr>
+            <w:t xml:space="preserve"> </w:t>
+          </w:r>
+          <w:r>
+            <w:rPr>
+              <w:rFonts w:ascii="Arial" w:hAnsi="Arial" w:cs="Arial"/>
+              <w:color w:val="808080"/>
+              <w:sz w:val="16"/>
+              <w:szCs w:val="16"/>
+            </w:rPr>
+            <w:sym w:font="Wingdings" w:char="F09F"/>
+          </w:r>
+          <w:r>
+            <w:rPr>
+              <w:rFonts w:ascii="Arial" w:hAnsi="Arial" w:cs="Arial"/>
+              <w:color w:val="808080"/>
+              <w:sz w:val="16"/>
+              <w:szCs w:val="16"/>
+            </w:rPr>
+            <w:t xml:space="preserve"> </w:t>
+          </w:r>
+          <w:r>
+            <w:rPr>
+              <w:rFonts w:ascii="Arial" w:hAnsi="Arial" w:cs="Arial"/>
+              <w:color w:val="808080"/>
+              <w:sz w:val="16"/>
+              <w:szCs w:val="16"/>
+            </w:rPr>
+            <w:t xml:space="preserve">info@bz-linde.ch</w:t>
+          </w:r>
+          <w:r>
+            <w:rPr>
+              <w:rFonts w:ascii="Arial" w:hAnsi="Arial" w:cs="Arial"/>
+              <w:color w:val="808080"/>
+              <w:sz w:val="16"/>
+              <w:szCs w:val="16"/>
+            </w:rPr>
+            <w:t xml:space="preserve"> </w:t>
+          </w:r>
+          <w:r>
+            <w:rPr>
+              <w:rFonts w:ascii="Arial" w:hAnsi="Arial" w:cs="Arial"/>
+              <w:color w:val="808080"/>
+              <w:sz w:val="16"/>
+              <w:szCs w:val="16"/>
+            </w:rPr>
+            <w:sym w:font="Wingdings" w:char="F09F"/>
+          </w:r>
+          <w:r>
+            <w:rPr>
+              <w:rFonts w:ascii="Arial" w:hAnsi="Arial" w:cs="Arial"/>
+              <w:color w:val="808080"/>
+              <w:sz w:val="16"/>
+              <w:szCs w:val="16"/>
+            </w:rPr>
+            <w:t xml:space="preserve"> </w:t>
+          </w:r>
+          <w:r>
+            <w:rPr>
+              <w:rFonts w:ascii="Arial" w:hAnsi="Arial" w:cs="Arial"/>
+              <w:color w:val="808080"/>
+              <w:sz w:val="16"/>
+              <w:szCs w:val="16"/>
+            </w:rPr>
+            <w:t xml:space="preserve">www.bz-linde.ch</w:t>
+          </w:r>
+        </w:p>
+      </w:tc>
+      <w:tc>
+        <w:tcPr>
+          <w:tcW w:w="4826" w:type="dxa"/>
+          <w:vAlign w:val="center"/>
+        </w:tcPr>
+        <w:p>
+          <w:pPr>
+            <w:spacing w:before="0" w:after="0"/>
+            <w:jc w:val="right"/>
+            <w:rPr>
+              <w:rFonts w:ascii="Arial" w:hAnsi="Arial" w:cs="Arial"/>
+              <w:b/>
+              <w:color w:val="808080"/>
+              <w:sz w:val="16"/>
+              <w:szCs w:val="16"/>
+            </w:rPr>
+          </w:pPr>
+          <w:r>
+            <w:rPr>
+              <w:rFonts w:ascii="Arial" w:hAnsi="Arial" w:cs="Arial"/>
+              <w:b/>
+              <w:color w:val="808080"/>
+              <w:sz w:val="16"/>
+              <w:szCs w:val="16"/>
+            </w:rPr>
+            <w:t xml:space="preserve">Seite </w:t>
+          </w:r>
+          <w:r>
+            <w:rPr>
+              <w:rFonts w:ascii="Arial" w:hAnsi="Arial" w:cs="Arial"/>
+              <w:b/>
+              <w:color w:val="808080"/>
+              <w:sz w:val="16"/>
+              <w:szCs w:val="16"/>
+            </w:rPr>
+            <w:fldChar w:fldCharType="begin"/>
+          </w:r>
+          <w:r>
+            <w:rPr>
+              <w:rFonts w:ascii="Arial" w:hAnsi="Arial" w:cs="Arial"/>
+              <w:b/>
+              <w:color w:val="808080"/>
+              <w:sz w:val="16"/>
+              <w:szCs w:val="16"/>
+            </w:rPr>
+            <w:instrText xml:space="preserve"> PAGE \* MERGEFORMAT </w:instrText>
+          </w:r>
+          <w:r>
+            <w:rPr>
+              <w:rFonts w:ascii="Arial" w:hAnsi="Arial" w:cs="Arial"/>
+              <w:b/>
+              <w:color w:val="808080"/>
+              <w:sz w:val="16"/>
+              <w:szCs w:val="16"/>
+            </w:rPr>
+            <w:fldChar w:fldCharType="separate"/>
+          </w:r>
+          <w:r>
+            <w:rPr>
+              <w:rFonts w:ascii="Arial" w:hAnsi="Arial" w:cs="Arial"/>
+              <w:b/>
+              <w:color w:val="808080"/>
+              <w:sz w:val="16"/>
+              <w:szCs w:val="16"/>
+            </w:rPr>
+            <w:t xml:space="preserve">1</w:t>
+          </w:r>
+          <w:r>
+            <w:rPr>
+              <w:rFonts w:ascii="Arial" w:hAnsi="Arial" w:cs="Arial"/>
+              <w:b/>
+              <w:color w:val="808080"/>
+              <w:sz w:val="16"/>
+              <w:szCs w:val="16"/>
+            </w:rPr>
+            <w:fldChar w:fldCharType="end"/>
+          </w:r>
+          <w:r>
+            <w:rPr>
+              <w:rFonts w:ascii="Arial" w:hAnsi="Arial" w:cs="Arial"/>
+              <w:b/>
+              <w:color w:val="808080"/>
+              <w:sz w:val="16"/>
+              <w:szCs w:val="16"/>
+            </w:rPr>
+            <w:t xml:space="preserve"> von </w:t>
+          </w:r>
+          <w:r>
+            <w:rPr>
+              <w:rFonts w:ascii="Arial" w:hAnsi="Arial" w:cs="Arial"/>
+              <w:b/>
+              <w:color w:val="808080"/>
+              <w:sz w:val="16"/>
+              <w:szCs w:val="16"/>
+            </w:rPr>
+            <w:fldChar w:fldCharType="begin"/>
+          </w:r>
+          <w:r>
+            <w:rPr>
+              <w:rFonts w:ascii="Arial" w:hAnsi="Arial" w:cs="Arial"/>
+              <w:b/>
+              <w:color w:val="808080"/>
+              <w:sz w:val="16"/>
+              <w:szCs w:val="16"/>
+            </w:rPr>
+            <w:instrText xml:space="preserve"> NUMPAGES \* MERGEFORMAT </w:instrText>
+          </w:r>
+          <w:r>
+            <w:rPr>
+              <w:rFonts w:ascii="Arial" w:hAnsi="Arial" w:cs="Arial"/>
+              <w:b/>
+              <w:color w:val="808080"/>
+              <w:sz w:val="16"/>
+              <w:szCs w:val="16"/>
+            </w:rPr>
+            <w:fldChar w:fldCharType="separate"/>
+          </w:r>
+          <w:r>
+            <w:rPr>
+              <w:rFonts w:ascii="Arial" w:hAnsi="Arial" w:cs="Arial"/>
+              <w:b/>
+              <w:color w:val="808080"/>
+              <w:sz w:val="16"/>
+              <w:szCs w:val="16"/>
+            </w:rPr>
+            <w:t xml:space="preserve">1</w:t>
+          </w:r>
+          <w:r>
+            <w:rPr>
+              <w:rFonts w:ascii="Arial" w:hAnsi="Arial" w:cs="Arial"/>
+              <w:b/>
+              <w:color w:val="808080"/>
+              <w:sz w:val="16"/>
+              <w:szCs w:val="16"/>
+            </w:rPr>
+            <w:fldChar w:fldCharType="end"/>
+          </w:r>
+        </w:p>
+        <w:p>
+          <w:pPr>
+            <w:spacing w:before="0" w:after="0"/>
+            <w:jc w:val="right"/>
+            <w:rPr>
+              <w:rFonts w:ascii="Arial" w:hAnsi="Arial" w:cs="Arial"/>
+              <w:color w:val="808080"/>
+              <w:sz w:val="16"/>
+              <w:szCs w:val="16"/>
+            </w:rPr>
+          </w:pPr>
+          <w:r>
+            <w:rPr>
+              <w:rFonts w:ascii="Arial" w:hAnsi="Arial" w:cs="Arial"/>
+              <w:color w:val="808080"/>
+              <w:sz w:val="16"/>
+              <w:szCs w:val="16"/>
+            </w:rPr>
+            <w:fldChar w:fldCharType="begin" w:dirty="true"/>
+          </w:r>
+          <w:r>
+            <w:rPr>
+              <w:rFonts w:ascii="Arial" w:hAnsi="Arial" w:cs="Arial"/>
+              <w:color w:val="808080"/>
+              <w:sz w:val="16"/>
+              <w:szCs w:val="16"/>
+            </w:rPr>
+            <w:instrText xml:space="preserve"> FILENAME \* MERGEFORMAT </w:instrText>
+          </w:r>
+          <w:r>
+            <w:rPr>
+              <w:rFonts w:ascii="Arial" w:hAnsi="Arial" w:cs="Arial"/>
+              <w:color w:val="808080"/>
+              <w:sz w:val="16"/>
+              <w:szCs w:val="16"/>
+            </w:rPr>
+            <w:fldChar w:fldCharType="separate"/>
+          </w:r>
+          <w:r>
+            <w:rPr>
+              <w:rFonts w:ascii="Arial" w:hAnsi="Arial" w:cs="Arial"/>
+              <w:color w:val="808080"/>
+              <w:sz w:val="16"/>
+              <w:szCs w:val="16"/>
+            </w:rPr>
+            <w:t xml:space="preserve">Dokument</w:t>
+          </w:r>
+          <w:r>
+            <w:rPr>
+              <w:rFonts w:ascii="Arial" w:hAnsi="Arial" w:cs="Arial"/>
+              <w:color w:val="808080"/>
+              <w:sz w:val="16"/>
+              <w:szCs w:val="16"/>
+            </w:rPr>
+            <w:fldChar w:fldCharType="end"/>
+          </w:r>
+          <w:r>
+            <w:rPr>
+              <w:rFonts w:ascii="Arial" w:hAnsi="Arial" w:cs="Arial"/>
+              <w:color w:val="808080"/>
+              <w:sz w:val="16"/>
+              <w:szCs w:val="16"/>
+            </w:rPr>
+            <w:t xml:space="preserve"> / </w:t>
+          </w:r>
+          <w:r>
+            <w:rPr>
+              <w:rFonts w:ascii="Arial" w:hAnsi="Arial" w:cs="Arial"/>
+              <w:color w:val="808080"/>
+              <w:sz w:val="16"/>
+              <w:szCs w:val="16"/>
+            </w:rPr>
+            <w:fldChar w:fldCharType="begin" w:dirty="true"/>
+          </w:r>
+          <w:r>
+            <w:rPr>
+              <w:rFonts w:ascii="Arial" w:hAnsi="Arial" w:cs="Arial"/>
+              <w:color w:val="808080"/>
+              <w:sz w:val="16"/>
+              <w:szCs w:val="16"/>
+            </w:rPr>
+            <w:instrText xml:space="preserve"> SAVEDATE \@ "dd.MM.yyyy" \* MERGEFORMAT </w:instrText>
+          </w:r>
+          <w:r>
+            <w:rPr>
+              <w:rFonts w:ascii="Arial" w:hAnsi="Arial" w:cs="Arial"/>
+              <w:color w:val="808080"/>
+              <w:sz w:val="16"/>
+              <w:szCs w:val="16"/>
+            </w:rPr>
+            <w:fldChar w:fldCharType="separate"/>
+          </w:r>
+          <w:r>
+            <w:rPr>
+              <w:rFonts w:ascii="Arial" w:hAnsi="Arial" w:cs="Arial"/>
+              <w:color w:val="808080"/>
+              <w:sz w:val="16"/>
+              <w:szCs w:val="16"/>
+            </w:rPr>
+            <w:t xml:space="preserve">27.08.2026</w:t>
+          </w:r>
+          <w:r>
+            <w:rPr>
+              <w:rFonts w:ascii="Arial" w:hAnsi="Arial" w:cs="Arial"/>
+              <w:color w:val="808080"/>
+              <w:sz w:val="16"/>
+              <w:szCs w:val="16"/>
+            </w:rPr>
+            <w:fldChar w:fldCharType="end"/>
+          </w:r>
+        </w:p>
+      </w:tc>
+    </w:tr>
+  </w:tbl>
   <w:p>
     <w:pPr>
-      <w:pStyle w:val="Fuzeile"/>
-      <w:pBdr>
-        <w:top w:val="single" w:sz="4" w:space="1" w:color="auto"/>
-      </w:pBdr>
-      <w:rPr>
-        <w:rFonts w:ascii="Arial" w:hAnsi="Arial"/>
-        <w:sz w:val="16"/>
-        <w:szCs w:val="16"/>
-        <w:lang w:val="de-CH"/>
+      <w:spacing w:before="0" w:after="0" w:line="14" w:lineRule="exact"/>
+      <w:rPr>
+        <w:sz w:val="2"/>
+        <w:szCs w:val="2"/>
       </w:rPr>
     </w:pPr>
-    <w:r>
-      <w:rPr>
-        <w:rFonts w:ascii="Arial" w:hAnsi="Arial"/>
-        <w:sz w:val="16"/>
-        <w:szCs w:val="16"/>
-        <w:lang w:val="de-CH"/>
-      </w:rPr>
-      <w:fldChar w:fldCharType="begin"/>
-    </w:r>
-    <w:r>
-      <w:rPr>
-        <w:rFonts w:ascii="Arial" w:hAnsi="Arial"/>
-        <w:sz w:val="16"/>
-        <w:szCs w:val="16"/>
-        <w:lang w:val="de-CH"/>
-      </w:rPr>
-      <w:instrText xml:space="preserve"> FILENAME  \* Lower \p </w:instrText>
-    </w:r>
-    <w:r>
-      <w:rPr>
-        <w:rFonts w:ascii="Arial" w:hAnsi="Arial"/>
-        <w:sz w:val="16"/>
-        <w:szCs w:val="16"/>
-        <w:lang w:val="de-CH"/>
-      </w:rPr>
-      <w:fldChar w:fldCharType="separate"/>
-    </w:r>
-    <w:r>
-      <w:rPr>
-        <w:rFonts w:ascii="Arial" w:hAnsi="Arial"/>
-        <w:noProof/>
-        <w:sz w:val="16"/>
-        <w:szCs w:val="16"/>
-        <w:lang w:val="de-CH"/>
-      </w:rPr>
-      <w:t/>
-    </w:r>
-    <w:r>
-      <w:rPr>
-        <w:rFonts w:ascii="Arial" w:hAnsi="Arial"/>
-        <w:sz w:val="16"/>
-        <w:szCs w:val="16"/>
-        <w:lang w:val="de-CH"/>
-      </w:rPr>
-      <w:fldChar w:fldCharType="end"/>
-    </w:r>
-    <w:r>
-      <w:rPr>
-        <w:rFonts w:ascii="Arial" w:hAnsi="Arial"/>
-        <w:sz w:val="16"/>
-        <w:szCs w:val="16"/>
-        <w:lang w:val="de-CH"/>
-      </w:rPr>
-      <w:tab/>
-      <w:t>18.08.26</w:t>
-    </w:r>
   </w:p>
 </w:ftr>
 </file>
@@ -839,6 +966,206 @@
     </w:p>
   </w:footnote>
 </w:footnotes>
+</file>
+
+<file path=word/header1.xml><?xml version="1.0" encoding="utf-8"?>
+<w:hdr xmlns:w="http://schemas.openxmlformats.org/wordprocessingml/2006/main" xmlns:r="http://schemas.openxmlformats.org/officeDocument/2006/relationships" xmlns:wp="http://schemas.openxmlformats.org/drawingml/2006/wordprocessingDrawing" xmlns:wp14="http://schemas.microsoft.com/office/word/2010/wordprocessingDrawing" xmlns:a="http://schemas.openxmlformats.org/drawingml/2006/main" xmlns:a14="http://schemas.microsoft.com/office/drawing/2010/main" xmlns:pic="http://schemas.openxmlformats.org/drawingml/2006/picture" xmlns:w14="http://schemas.microsoft.com/office/word/2010/wordml" xmlns:w15="http://schemas.microsoft.com/office/word/2012/wordml" xmlns:w16cid="http://schemas.microsoft.com/office/word/2016/wordml/cid" xmlns:w16se="http://schemas.microsoft.com/office/word/2015/wordml/symex" xmlns:w16="http://schemas.microsoft.com/office/word/2018/wordml" xmlns:mc="http://schemas.openxmlformats.org/markup-compatibility/2006" xmlns:m="http://schemas.openxmlformats.org/officeDocument/2006/math" xmlns:v="urn:schemas-microsoft-com:vml" xmlns:o="urn:schemas-microsoft-com:office:office" xmlns:wps="http://schemas.microsoft.com/office/word/2010/wordprocessingShape" xmlns:wne="http://schemas.microsoft.com/office/word/2006/wordml" mc:Ignorable="w14 w15 w16se w16cid w16 wp14">
+  <w:tbl>
+    <w:tblPr>
+      <w:tblW w:w="9639" w:type="dxa"/>
+      <w:tblBorders>
+        <w:top w:val="none" w:sz="0" w:space="0" w:color="auto"/>
+        <w:left w:val="none" w:sz="0" w:space="0" w:color="auto"/>
+        <w:bottom w:val="single" w:sz="4" w:space="0" w:color="999999"/>
+        <w:right w:val="none" w:sz="0" w:space="0" w:color="auto"/>
+        <w:insideH w:val="none" w:sz="0" w:space="0" w:color="auto"/>
+        <w:insideV w:val="none" w:sz="0" w:space="0" w:color="auto"/>
+      </w:tblBorders>
+      <w:tblLayout w:type="fixed"/>
+      <w:tblCellMar>
+        <w:top w:w="0" w:type="dxa"/>
+        <w:left w:w="0" w:type="dxa"/>
+        <w:bottom w:w="0" w:type="dxa"/>
+        <w:right w:w="0" w:type="dxa"/>
+      </w:tblCellMar>
+      <w:tblLook w:val="0000" w:firstRow="0" w:lastRow="0" w:firstColumn="0" w:lastColumn="0" w:noHBand="0" w:noVBand="0"/>
+    </w:tblPr>
+    <w:tblGrid>
+      <w:gridCol w:w="4819"/>
+      <w:gridCol w:w="4820"/>
+    </w:tblGrid>
+    <w:tr>
+      <w:trPr>
+        <w:cantSplit/>
+      </w:trPr>
+      <w:tc>
+        <w:tcPr>
+          <w:tcW w:w="4819" w:type="dxa"/>
+          <w:vMerge w:val="restart"/>
+        </w:tcPr>
+        <w:p>
+          <w:pPr>
+            <w:spacing w:before="0" w:after="0"/>
+            <w:rPr>
+              <w:rFonts w:ascii="Arial" w:hAnsi="Arial" w:cs="Arial"/>
+              <w:b/>
+              <w:color w:val="808080"/>
+              <w:sz w:val="40"/>
+              <w:szCs w:val="40"/>
+            </w:rPr>
+          </w:pPr>
+        </w:p>
+      </w:tc>
+      <w:tc>
+        <w:tcPr>
+          <w:tcW w:w="4820" w:type="dxa"/>
+        </w:tcPr>
+        <w:p>
+          <w:pPr>
+            <w:spacing w:before="0" w:after="0"/>
+            <w:jc w:val="right"/>
+            <w:rPr>
+              <w:rFonts w:ascii="Arial" w:hAnsi="Arial" w:cs="Arial"/>
+              <w:b/>
+              <w:color w:val="808080"/>
+              <w:sz w:val="20"/>
+              <w:szCs w:val="20"/>
+            </w:rPr>
+          </w:pPr>
+          <w:r>
+            <w:rPr>
+              <w:rFonts w:ascii="Arial" w:hAnsi="Arial" w:cs="Arial"/>
+              <w:b/>
+              <w:color w:val="808080"/>
+              <w:sz w:val="20"/>
+              <w:szCs w:val="20"/>
+            </w:rPr>
+            <w:t xml:space="preserve">{{BEREICH}} / {{NUMMER}}</w:t>
+          </w:r>
+        </w:p>
+      </w:tc>
+    </w:tr>
+    <w:tr>
+      <w:trPr>
+        <w:cantSplit/>
+      </w:trPr>
+      <w:tc>
+        <w:tcPr>
+          <w:tcW w:w="4819" w:type="dxa"/>
+          <w:vMerge/>
+        </w:tcPr>
+        <w:p>
+          <w:pPr>
+            <w:spacing w:before="0" w:after="0"/>
+            <w:rPr>
+              <w:rFonts w:ascii="Arial" w:hAnsi="Arial" w:cs="Arial"/>
+              <w:b/>
+              <w:color w:val="808080"/>
+              <w:sz w:val="40"/>
+              <w:szCs w:val="40"/>
+            </w:rPr>
+          </w:pPr>
+        </w:p>
+      </w:tc>
+      <w:tc>
+        <w:tcPr>
+          <w:tcW w:w="4820" w:type="dxa"/>
+        </w:tcPr>
+        <w:p>
+          <w:pPr>
+            <w:spacing w:before="0" w:after="0"/>
+            <w:jc w:val="right"/>
+            <w:rPr>
+              <w:rFonts w:ascii="Arial" w:hAnsi="Arial" w:cs="Arial"/>
+              <w:color w:val="808080"/>
+              <w:sz w:val="20"/>
+              <w:szCs w:val="20"/>
+            </w:rPr>
+          </w:pPr>
+          <w:r>
+            <w:rPr>
+              <w:rFonts w:ascii="Arial" w:hAnsi="Arial" w:cs="Arial"/>
+              <w:color w:val="808080"/>
+              <w:sz w:val="20"/>
+              <w:szCs w:val="20"/>
+            </w:rPr>
+            <w:t xml:space="preserve">{{DOKUMENTART}}</w:t>
+          </w:r>
+        </w:p>
+      </w:tc>
+    </w:tr>
+  </w:tbl>
+  <w:p>
+    <w:pPr>
+      <w:spacing w:before="0" w:after="0"/>
+      <w:rPr>
+        <w:sz w:val="4"/>
+        <w:szCs w:val="4"/>
+      </w:rPr>
+    </w:pPr>
+    <w:r>
+      <w:rPr>
+        <w:noProof/>
+      </w:rPr>
+      <w:drawing>
+        <wp:anchor distT="0" distB="0" distL="114300" distR="114300" simplePos="0" relativeHeight="251658240" behindDoc="1" locked="0" layoutInCell="1" allowOverlap="1">
+          <wp:simplePos x="0" y="0"/>
+          <wp:positionH relativeFrom="margin">
+            <wp:align>left</wp:align>
+          </wp:positionH>
+          <wp:positionV relativeFrom="paragraph">
+            <wp:posOffset>-584200</wp:posOffset>
+          </wp:positionV>
+          <wp:extent cx="1628099" cy="631825"/>
+          <wp:effectExtent l="0" t="0" r="0" b="0"/>
+          <wp:wrapNone/>
+          <wp:docPr id="2" name="Logo"/>
+          <wp:cNvGraphicFramePr>
+            <a:graphicFrameLocks noChangeAspect="1"/>
+          </wp:cNvGraphicFramePr>
+          <a:graphic>
+            <a:graphicData uri="http://schemas.openxmlformats.org/drawingml/2006/picture">
+              <pic:pic>
+                <pic:nvPicPr>
+                  <pic:cNvPr id="0" name="Logo"/>
+                  <pic:cNvPicPr>
+                    <a:picLocks noChangeAspect="1" noChangeArrowheads="1"/>
+                  </pic:cNvPicPr>
+                </pic:nvPicPr>
+                <pic:blipFill>
+                  <a:blip r:embed="rIdLogo1"/>
+                  <a:srcRect/>
+                  <a:stretch>
+                    <a:fillRect/>
+                  </a:stretch>
+                </pic:blipFill>
+                <pic:spPr bwMode="auto">
+                  <a:xfrm>
+                    <a:off x="0" y="0"/>
+                    <a:ext cx="1628099" cy="631825"/>
+                  </a:xfrm>
+                  <a:prstGeom prst="rect">
+                    <a:avLst/>
+                  </a:prstGeom>
+                  <a:noFill/>
+                  <a:ln>
+                    <a:noFill/>
+                  </a:ln>
+                </pic:spPr>
+              </pic:pic>
+            </a:graphicData>
+          </a:graphic>
+          <wp14:sizeRelH relativeFrom="page">
+            <wp14:pctWidth>0</wp14:pctWidth>
+          </wp14:sizeRelH>
+          <wp14:sizeRelV relativeFrom="page">
+            <wp14:pctHeight>0</wp14:pctHeight>
+          </wp14:sizeRelV>
+        </wp:anchor>
+      </w:drawing>
+    </w:r>
+  </w:p>
+</w:hdr>
 </file>
 
 <file path=word/numbering.xml><?xml version="1.0" encoding="utf-8"?>
